--- a/HinglishVinglish-plan/word/02-linguistics-hv-roman-spec.docx
+++ b/HinglishVinglish-plan/word/02-linguistics-hv-roman-spec.docx
@@ -521,7 +521,7 @@
         <w:pStyle w:val="BodyText"/>
       </w:pPr>
       <w:r>
-        <w:t xml:space="preserve">Other consonants: य y, र r, ल l, व v, श sh, ष sh, स s, ह h. Flaps ड़ (r) and ढ़ (rh). Perso-Arabic and English loan sounds are written with a nukta dot: क़ q, ख़ kh, ग़ gh, ज़ z, फ़ f.</w:t>
+        <w:t xml:space="preserve">Other consonants: य y, र r, ल l, व v, श sh, ष sh, स s, ह h. Flaps ड़ and ढ़ are written d and dh, as most people type them (ladka, padhna). Perso-Arabic and English loan sounds are written with a nukta dot: क़ q, ख़ kh, ग़ gh, ज़ z, फ़ f.</w:t>
       </w:r>
     </w:p>
     <w:bookmarkEnd w:id="20"/>
@@ -3277,7 +3277,7 @@
               <w:jc w:val="left"/>
             </w:pPr>
             <w:r>
-              <w:t xml:space="preserve">r</w:t>
+              <w:t xml:space="preserve">d</w:t>
             </w:r>
           </w:p>
         </w:tc>
@@ -3301,7 +3301,7 @@
               <w:jc w:val="left"/>
             </w:pPr>
             <w:r>
-              <w:t xml:space="preserve">d, rr, dd</w:t>
+              <w:t xml:space="preserve">r, rr, dd</w:t>
             </w:r>
           </w:p>
         </w:tc>
@@ -3327,7 +3327,7 @@
               <w:jc w:val="left"/>
             </w:pPr>
             <w:r>
-              <w:t xml:space="preserve">rh</w:t>
+              <w:t xml:space="preserve">dh</w:t>
             </w:r>
           </w:p>
         </w:tc>
@@ -3351,7 +3351,7 @@
               <w:jc w:val="left"/>
             </w:pPr>
             <w:r>
-              <w:t xml:space="preserve">dh, r</w:t>
+              <w:t xml:space="preserve">rh, r</w:t>
             </w:r>
           </w:p>
         </w:tc>
@@ -4181,7 +4181,7 @@
         </w:r>
       </w:hyperlink>
       <w:r>
-        <w:t xml:space="preserve">). Never delete in the first syllable; never across a marked morpheme boundary; never next to a virama cluster.</w:t>
+        <w:t xml:space="preserve">). A nasalized vowel counts as the left-hand V (अंतराल antraal; measured on Dakshina, see eval/README.md). Never delete in the first syllable; never across a marked morpheme boundary; never next to a virama cluster.</w:t>
       </w:r>
     </w:p>
     <w:p>
@@ -4635,7 +4635,7 @@
         <w:t xml:space="preserve"> </w:t>
       </w:r>
       <w:r>
-        <w:t xml:space="preserve">keep their n and the vowel's medial form if the vowel is long and nasal (हूँ hoon, कहाँ kahaan, नहीं nahin).</w:t>
+        <w:t xml:space="preserve">keep their n and the vowel's medial form (हूँ hoon, कहाँ kahaan, हैं hain), with two exceptions that match common spelling: final ें is ein (में mein, हमें hamein) and final ीं is in (नहीं nahin).</w:t>
       </w:r>
     </w:p>
     <w:p>
